--- a/tests/org.obeonetwork.m2doc.tests/resources/linkServices/asBookmarkPageRefNoBookmarkOptional/asBookmarkPageRefNoBookmarkOptional-expected-generation.docx
+++ b/tests/org.obeonetwork.m2doc.tests/resources/linkServices/asBookmarkPageRefNoBookmarkOptional/asBookmarkPageRefNoBookmarkOptional-expected-generation.docx
@@ -34,7 +34,7 @@
         </w:rPr>
       </w:pPr>
       <w:r/>
-      <w:r w:rsidR="69F13C179290B3EF710F7DC95B9FD13C">
+      <w:r w:rsidR="767E49E16CB7B7035C6F775624754525">
         <w:fldChar w:fldCharType="end"/>
       </w:r>
     </w:p>

--- a/tests/org.obeonetwork.m2doc.tests/resources/linkServices/asBookmarkPageRefNoBookmarkOptional/asBookmarkPageRefNoBookmarkOptional-expected-generation.docx
+++ b/tests/org.obeonetwork.m2doc.tests/resources/linkServices/asBookmarkPageRefNoBookmarkOptional/asBookmarkPageRefNoBookmarkOptional-expected-generation.docx
@@ -34,7 +34,7 @@
         </w:rPr>
       </w:pPr>
       <w:r/>
-      <w:r w:rsidR="69F13C179290B3EF710F7DC95B9FD13C">
+      <w:r w:rsidR="3F17B05BF472B80E68C4CC39C8CB2203">
         <w:fldChar w:fldCharType="end"/>
       </w:r>
     </w:p>
